--- a/downloads/teacher/05 Materials/Unit 03/Slides/Slides 03.15 - Roles and Responsibilities at Home.docx
+++ b/downloads/teacher/05 Materials/Unit 03/Slides/Slides 03.15 - Roles and Responsibilities at Home.docx
@@ -891,58 +891,7 @@
         <w:t xml:space="preserve"> </w:t>
       </w:r>
       <w:r>
-        <w:t xml:space="preserve">Notes:</w:t>
-      </w:r>
-      <w:r>
-        <w:t xml:space="preserve"> </w:t>
-      </w:r>
-      <w:r>
-        <w:rPr>
-          <w:rStyle w:val="TeacherNote"/>
-        </w:rPr>
-        <w:t xml:space="preserve">[Sal: these three are placeholders. Pick three that fit your room, and do not name any student’s country as</w:t>
-      </w:r>
-      <w:r>
-        <w:rPr>
-          <w:rStyle w:val="TeacherNote"/>
-        </w:rPr>
-        <w:t xml:space="preserve"> </w:t>
-      </w:r>
-      <w:r>
-        <w:rPr>
-          <w:rStyle w:val="TeacherNote"/>
-        </w:rPr>
-        <w:t xml:space="preserve">“</w:t>
-      </w:r>
-      <w:r>
-        <w:rPr>
-          <w:rStyle w:val="TeacherNote"/>
-        </w:rPr>
-        <w:t xml:space="preserve">the</w:t>
-      </w:r>
-      <w:r>
-        <w:rPr>
-          <w:rStyle w:val="TeacherNote"/>
-        </w:rPr>
-        <w:t xml:space="preserve">”</w:t>
-      </w:r>
-      <w:r>
-        <w:rPr>
-          <w:rStyle w:val="TeacherNote"/>
-        </w:rPr>
-        <w:t xml:space="preserve"> </w:t>
-      </w:r>
-      <w:r>
-        <w:rPr>
-          <w:rStyle w:val="TeacherNote"/>
-        </w:rPr>
-        <w:t xml:space="preserve">example.]</w:t>
-      </w:r>
-      <w:r>
-        <w:t xml:space="preserve"> </w:t>
-      </w:r>
-      <w:r>
-        <w:t xml:space="preserve">Students write one tradition from a show, a book, or a fictional family on the handout.</w:t>
+        <w:t xml:space="preserve">Notes: Students write one tradition from a show, a book, or a fictional family on the handout.</w:t>
       </w:r>
     </w:p>
     <w:p>
